--- a/Materna_TH_20261008_mth29.docx
+++ b/Materna_TH_20261008_mth29.docx
@@ -7572,6 +7572,87 @@
     </w:p>
     <w:p>
       <w:pPr>
+        <w:pStyle w:val="Bodytext"/>
+      </w:pPr>
+      <w:r>
+        <w:t>{#test_object_results_100_001}</w:t>
+      </w:r>
+    </w:p>
+    <w:p>
+      <w:pPr>
+        <w:pStyle w:val="Bodytext"/>
+      </w:pPr>
+      <w:r>
+        <w:t>{#has_alias_label}</w:t>
+      </w:r>
+    </w:p>
+    <w:p>
+      <w:pPr>
+        <w:pStyle w:val="Bodytext"/>
+      </w:pPr>
+      <w:r>
+        <w:t>{alias_label}</w:t>
+      </w:r>
+    </w:p>
+    <w:p>
+      <w:pPr>
+        <w:pStyle w:val="Bodytext"/>
+      </w:pPr>
+      <w:r>
+        <w:t>{url}</w:t>
+      </w:r>
+    </w:p>
+    <w:p>
+      <w:pPr>
+        <w:pStyle w:val="Bodytext"/>
+      </w:pPr>
+      <w:r>
+        <w:t>Bewertung: {%rating_icon} {rating}</w:t>
+      </w:r>
+    </w:p>
+    <w:p>
+      <w:pPr>
+        <w:pStyle w:val="Bodytext"/>
+      </w:pPr>
+      <w:r>
+        <w:t>{/has_alias_label}</w:t>
+      </w:r>
+    </w:p>
+    <w:p>
+      <w:pPr>
+        <w:pStyle w:val="Bodytext"/>
+      </w:pPr>
+      <w:r>
+        <w:t>{#has_description}</w:t>
+      </w:r>
+    </w:p>
+    <w:p>
+      <w:pPr>
+        <w:pStyle w:val="Bodytext"/>
+      </w:pPr>
+      <w:r>
+        <w:t>{~~description}</w:t>
+      </w:r>
+    </w:p>
+    <w:p>
+      <w:pPr>
+        <w:pStyle w:val="Bodytext"/>
+      </w:pPr>
+      <w:r>
+        <w:lastRenderedPageBreak/>
+        <w:t>{/has_description}</w:t>
+      </w:r>
+    </w:p>
+    <w:p>
+      <w:pPr>
+        <w:pStyle w:val="Bodytext"/>
+      </w:pPr>
+      <w:r>
+        <w:t>{/test_object_results_100_001}</w:t>
+      </w:r>
+    </w:p>
+    <w:p>
+      <w:pPr>
         <w:pStyle w:val="berschrift2"/>
         <w:pageBreakBefore/>
         <w:suppressAutoHyphens/>
@@ -8198,24 +8279,97 @@
         <w:pStyle w:val="Bodytext"/>
       </w:pPr>
       <w:r>
-        <w:t>{#test_object_100.001}</w:t>
-      </w:r>
-    </w:p>
-    <w:p>
-      <w:pPr>
-        <w:pStyle w:val="Bodytext"/>
-      </w:pPr>
-      <w:r>
-        <w:t>{test_object_100.001.description}</w:t>
-      </w:r>
-    </w:p>
-    <w:p>
-      <w:pPr>
-        <w:pStyle w:val="Bodytext"/>
-      </w:pPr>
-      <w:r>
-        <w:t>{/test_object_100.001}</w:t>
-      </w:r>
+        <w:t>{#test_object_results_100_00</w:t>
+      </w:r>
+      <w:r>
+        <w:t>2</w:t>
+      </w:r>
+      <w:r>
+        <w:t>}</w:t>
+      </w:r>
+    </w:p>
+    <w:p>
+      <w:pPr>
+        <w:pStyle w:val="Bodytext"/>
+      </w:pPr>
+      <w:r>
+        <w:t>{#has_alias_label}</w:t>
+      </w:r>
+    </w:p>
+    <w:p>
+      <w:pPr>
+        <w:pStyle w:val="Bodytext"/>
+      </w:pPr>
+      <w:r>
+        <w:t>{alias_label}</w:t>
+      </w:r>
+    </w:p>
+    <w:p>
+      <w:pPr>
+        <w:pStyle w:val="Bodytext"/>
+      </w:pPr>
+      <w:r>
+        <w:t>{url}</w:t>
+      </w:r>
+    </w:p>
+    <w:p>
+      <w:pPr>
+        <w:pStyle w:val="Bodytext"/>
+      </w:pPr>
+      <w:r>
+        <w:t>Bewertung: {%rating_icon} {rating}</w:t>
+      </w:r>
+    </w:p>
+    <w:p>
+      <w:pPr>
+        <w:pStyle w:val="Bodytext"/>
+      </w:pPr>
+      <w:r>
+        <w:t>{/has_alias_label}</w:t>
+      </w:r>
+    </w:p>
+    <w:p>
+      <w:pPr>
+        <w:pStyle w:val="Bodytext"/>
+      </w:pPr>
+      <w:r>
+        <w:t>{#has_description}</w:t>
+      </w:r>
+    </w:p>
+    <w:p>
+      <w:pPr>
+        <w:pStyle w:val="Bodytext"/>
+      </w:pPr>
+      <w:r>
+        <w:t>{~~description}</w:t>
+      </w:r>
+    </w:p>
+    <w:p>
+      <w:pPr>
+        <w:pStyle w:val="Bodytext"/>
+      </w:pPr>
+      <w:r>
+        <w:t>{/has_description}</w:t>
+      </w:r>
+    </w:p>
+    <w:p>
+      <w:pPr>
+        <w:pStyle w:val="Bodytext"/>
+      </w:pPr>
+      <w:r>
+        <w:t>{/test_object_results_100_00</w:t>
+      </w:r>
+      <w:r>
+        <w:t>2</w:t>
+      </w:r>
+      <w:r>
+        <w:t>}</w:t>
+      </w:r>
+    </w:p>
+    <w:p>
+      <w:pPr>
+        <w:pStyle w:val="Bodytext"/>
+      </w:pPr>
     </w:p>
     <w:p>
       <w:pPr>
@@ -39105,42 +39259,6 @@
 </file>
 
 <file path=customXml/item1.xml><?xml version="1.0" encoding="utf-8"?>
-<b:Sources xmlns:b="http://schemas.openxmlformats.org/officeDocument/2006/bibliography" xmlns="http://schemas.openxmlformats.org/officeDocument/2006/bibliography" SelectedStyle="\APA.XSL" StyleName="APA"/>
-</file>
-
-<file path=customXml/item2.xml><?xml version="1.0" encoding="utf-8"?>
-<p:properties xmlns:p="http://schemas.microsoft.com/office/2006/metadata/properties" xmlns:xsi="http://www.w3.org/2001/XMLSchema-instance" xmlns:pc="http://schemas.microsoft.com/office/infopath/2007/PartnerControls">
-  <documentManagement>
-    <TaxCatchAll xmlns="93fc7875-6fee-4afd-b77c-8bf734c0d820" xsi:nil="true"/>
-    <lcf76f155ced4ddcb4097134ff3c332f xmlns="ca0a0b8d-e781-4c3a-88af-d5dd4d3630d3">
-      <Terms xmlns="http://schemas.microsoft.com/office/infopath/2007/PartnerControls"/>
-    </lcf76f155ced4ddcb4097134ff3c332f>
-  </documentManagement>
-</p:properties>
-</file>
-
-<file path=customXml/item3.xml><?xml version="1.0" encoding="utf-8"?>
-<?mso-contentType ?>
-<FormTemplates xmlns="http://schemas.microsoft.com/sharepoint/v3/contenttype/forms">
-  <Display>DocumentLibraryForm</Display>
-  <Edit>DocumentLibraryForm</Edit>
-  <New>DocumentLibraryForm</New>
-</FormTemplates>
-</file>
-
-<file path=customXml/item4.xml><?xml version="1.0" encoding="utf-8"?>
-<c:configuration xmlns:c="http://ns.axespdf.com/word/configuration">
-  <c:group id="Styles"/>
-  <c:group id="Content"/>
-  <c:group id="METADATA">
-    <c:group id="Ids">
-      <c:property id="DocumentID" type="string">6bb36448-6280-4bf2-bd46-d0eeb00cff1a</c:property>
-    </c:group>
-  </c:group>
-</c:configuration>
-</file>
-
-<file path=customXml/item5.xml><?xml version="1.0" encoding="utf-8"?>
 <ct:contentTypeSchema xmlns:ct="http://schemas.microsoft.com/office/2006/metadata/contentType" xmlns:ma="http://schemas.microsoft.com/office/2006/metadata/properties/metaAttributes" ct:_="" ma:_="" ma:contentTypeName="Dokument" ma:contentTypeID="0x01010045615C8ACC315B41A4FFBE8DC7501D12" ma:contentTypeVersion="10" ma:contentTypeDescription="Ein neues Dokument erstellen." ma:contentTypeScope="" ma:versionID="f92e0d70edaad9712d519fbd81f83c16">
   <xsd:schema xmlns:xsd="http://www.w3.org/2001/XMLSchema" xmlns:xs="http://www.w3.org/2001/XMLSchema" xmlns:p="http://schemas.microsoft.com/office/2006/metadata/properties" xmlns:ns2="ca0a0b8d-e781-4c3a-88af-d5dd4d3630d3" xmlns:ns3="93fc7875-6fee-4afd-b77c-8bf734c0d820" targetNamespace="http://schemas.microsoft.com/office/2006/metadata/properties" ma:root="true" ma:fieldsID="1fb034de509170dad8baef06a8ff4d79" ns2:_="" ns3:_="">
     <xsd:import namespace="ca0a0b8d-e781-4c3a-88af-d5dd4d3630d3"/>
@@ -39329,42 +39447,43 @@
 </ct:contentTypeSchema>
 </file>
 
-<file path=customXml/itemProps1.xml><?xml version="1.0" encoding="utf-8"?>
-<ds:datastoreItem xmlns:ds="http://schemas.openxmlformats.org/officeDocument/2006/customXml" ds:itemID="{341DAB8D-6147-4254-B4DF-2C741F1F6401}">
-  <ds:schemaRefs>
-    <ds:schemaRef ds:uri="http://schemas.openxmlformats.org/officeDocument/2006/bibliography"/>
-  </ds:schemaRefs>
-</ds:datastoreItem>
+<file path=customXml/item2.xml><?xml version="1.0" encoding="utf-8"?>
+<?mso-contentType ?>
+<FormTemplates xmlns="http://schemas.microsoft.com/sharepoint/v3/contenttype/forms">
+  <Display>DocumentLibraryForm</Display>
+  <Edit>DocumentLibraryForm</Edit>
+  <New>DocumentLibraryForm</New>
+</FormTemplates>
 </file>
 
-<file path=customXml/itemProps2.xml><?xml version="1.0" encoding="utf-8"?>
-<ds:datastoreItem xmlns:ds="http://schemas.openxmlformats.org/officeDocument/2006/customXml" ds:itemID="{88F93B12-171D-4FC9-AAA0-ACCA256155D6}">
-  <ds:schemaRefs>
-    <ds:schemaRef ds:uri="http://schemas.microsoft.com/office/2006/metadata/properties"/>
-    <ds:schemaRef ds:uri="http://schemas.microsoft.com/office/infopath/2007/PartnerControls"/>
-    <ds:schemaRef ds:uri="93fc7875-6fee-4afd-b77c-8bf734c0d820"/>
-    <ds:schemaRef ds:uri="ca0a0b8d-e781-4c3a-88af-d5dd4d3630d3"/>
-  </ds:schemaRefs>
-</ds:datastoreItem>
+<file path=customXml/item3.xml><?xml version="1.0" encoding="utf-8"?>
+<b:Sources xmlns:b="http://schemas.openxmlformats.org/officeDocument/2006/bibliography" xmlns="http://schemas.openxmlformats.org/officeDocument/2006/bibliography" SelectedStyle="\APA.XSL" StyleName="APA"/>
 </file>
 
-<file path=customXml/itemProps3.xml><?xml version="1.0" encoding="utf-8"?>
-<ds:datastoreItem xmlns:ds="http://schemas.openxmlformats.org/officeDocument/2006/customXml" ds:itemID="{32933E0F-8E85-4755-B70E-1E8F21C8D407}">
-  <ds:schemaRefs>
-    <ds:schemaRef ds:uri="http://schemas.microsoft.com/sharepoint/v3/contenttype/forms"/>
-  </ds:schemaRefs>
-</ds:datastoreItem>
+<file path=customXml/item4.xml><?xml version="1.0" encoding="utf-8"?>
+<c:configuration xmlns:c="http://ns.axespdf.com/word/configuration">
+  <c:group id="Styles"/>
+  <c:group id="Content"/>
+  <c:group id="METADATA">
+    <c:group id="Ids">
+      <c:property id="DocumentID" type="string">6bb36448-6280-4bf2-bd46-d0eeb00cff1a</c:property>
+    </c:group>
+  </c:group>
+</c:configuration>
 </file>
 
-<file path=customXml/itemProps4.xml><?xml version="1.0" encoding="utf-8"?>
-<ds:datastoreItem xmlns:ds="http://schemas.openxmlformats.org/officeDocument/2006/customXml" ds:itemID="{5D7B259D-1CEE-4444-8A39-5731704100FC}">
-  <ds:schemaRefs>
-    <ds:schemaRef ds:uri="http://ns.axespdf.com/word/configuration"/>
-  </ds:schemaRefs>
-</ds:datastoreItem>
+<file path=customXml/item5.xml><?xml version="1.0" encoding="utf-8"?>
+<p:properties xmlns:p="http://schemas.microsoft.com/office/2006/metadata/properties" xmlns:xsi="http://www.w3.org/2001/XMLSchema-instance" xmlns:pc="http://schemas.microsoft.com/office/infopath/2007/PartnerControls">
+  <documentManagement>
+    <TaxCatchAll xmlns="93fc7875-6fee-4afd-b77c-8bf734c0d820" xsi:nil="true"/>
+    <lcf76f155ced4ddcb4097134ff3c332f xmlns="ca0a0b8d-e781-4c3a-88af-d5dd4d3630d3">
+      <Terms xmlns="http://schemas.microsoft.com/office/infopath/2007/PartnerControls"/>
+    </lcf76f155ced4ddcb4097134ff3c332f>
+  </documentManagement>
+</p:properties>
 </file>
 
-<file path=customXml/itemProps5.xml><?xml version="1.0" encoding="utf-8"?>
+<file path=customXml/itemProps1.xml><?xml version="1.0" encoding="utf-8"?>
 <ds:datastoreItem xmlns:ds="http://schemas.openxmlformats.org/officeDocument/2006/customXml" ds:itemID="{9AF71047-66AE-47CF-80E2-9BEA12AC6519}">
   <ds:schemaRefs>
     <ds:schemaRef ds:uri="http://schemas.microsoft.com/office/2006/metadata/contentType"/>
@@ -39381,4 +39500,39 @@
     <ds:schemaRef ds:uri="http://schemas.microsoft.com/internal/obd"/>
   </ds:schemaRefs>
 </ds:datastoreItem>
+</file>
+
+<file path=customXml/itemProps2.xml><?xml version="1.0" encoding="utf-8"?>
+<ds:datastoreItem xmlns:ds="http://schemas.openxmlformats.org/officeDocument/2006/customXml" ds:itemID="{32933E0F-8E85-4755-B70E-1E8F21C8D407}">
+  <ds:schemaRefs>
+    <ds:schemaRef ds:uri="http://schemas.microsoft.com/sharepoint/v3/contenttype/forms"/>
+  </ds:schemaRefs>
+</ds:datastoreItem>
+</file>
+
+<file path=customXml/itemProps3.xml><?xml version="1.0" encoding="utf-8"?>
+<ds:datastoreItem xmlns:ds="http://schemas.openxmlformats.org/officeDocument/2006/customXml" ds:itemID="{341DAB8D-6147-4254-B4DF-2C741F1F6401}">
+  <ds:schemaRefs>
+    <ds:schemaRef ds:uri="http://schemas.openxmlformats.org/officeDocument/2006/bibliography"/>
+  </ds:schemaRefs>
+</ds:datastoreItem>
+</file>
+
+<file path=customXml/itemProps4.xml><?xml version="1.0" encoding="utf-8"?>
+<ds:datastoreItem xmlns:ds="http://schemas.openxmlformats.org/officeDocument/2006/customXml" ds:itemID="{5D7B259D-1CEE-4444-8A39-5731704100FC}">
+  <ds:schemaRefs>
+    <ds:schemaRef ds:uri="http://ns.axespdf.com/word/configuration"/>
+  </ds:schemaRefs>
+</ds:datastoreItem>
+</file>
+
+<file path=customXml/itemProps5.xml><?xml version="1.0" encoding="utf-8"?>
+<ds:datastoreItem xmlns:ds="http://schemas.openxmlformats.org/officeDocument/2006/customXml" ds:itemID="{88F93B12-171D-4FC9-AAA0-ACCA256155D6}">
+  <ds:schemaRefs>
+    <ds:schemaRef ds:uri="http://schemas.microsoft.com/office/2006/metadata/properties"/>
+    <ds:schemaRef ds:uri="http://schemas.microsoft.com/office/infopath/2007/PartnerControls"/>
+    <ds:schemaRef ds:uri="93fc7875-6fee-4afd-b77c-8bf734c0d820"/>
+    <ds:schemaRef ds:uri="ca0a0b8d-e781-4c3a-88af-d5dd4d3630d3"/>
+  </ds:schemaRefs>
+</ds:datastoreItem>
 </file>